--- a/docs/sale_flow_return_demand_requirements.docx
+++ b/docs/sale_flow_return_demand_requirements.docx
@@ -7,6 +7,7 @@
         <w:pStyle w:val="Heading1"/>
       </w:pPr>
       <w:r>
+        <w:rPr/>
         <w:t>Sale Flow — Rental Return (Receipt) Demand</w:t>
       </w:r>
     </w:p>
@@ -50,7 +51,8 @@
           <w:p>
             <w:r/>
             <w:r>
-              <w:t>Orentoo — Odoo 19.0 (Odoo.sh)</w:t>
+              <w:rPr/>
+              <w:t>Orentoo — Odoo 20.0 (Odoo.sh)</w:t>
             </w:r>
           </w:p>
         </w:tc>
@@ -77,6 +79,7 @@
           <w:p>
             <w:r/>
             <w:r>
+              <w:rPr/>
               <w:t>sale_flow</w:t>
             </w:r>
           </w:p>
@@ -104,7 +107,24 @@
           <w:p>
             <w:r/>
             <w:r>
-              <w:t>`services/sale_flow_sync_service.py` → `_reconcile_return_pickings`</w:t>
+              <w:rPr>
+                <w:rFonts w:ascii="Consolas" w:hAnsi="Consolas"/>
+                <w:color w:val="A03030"/>
+                <w:sz w:val="19"/>
+              </w:rPr>
+              <w:t>services/sale_flow_sync_service.py</w:t>
+            </w:r>
+            <w:r>
+              <w:rPr/>
+              <w:t xml:space="preserve"> → </w:t>
+            </w:r>
+            <w:r>
+              <w:rPr>
+                <w:rFonts w:ascii="Consolas" w:hAnsi="Consolas"/>
+                <w:color w:val="A03030"/>
+                <w:sz w:val="19"/>
+              </w:rPr>
+              <w:t>_reconcile_return_pickings</w:t>
             </w:r>
           </w:p>
         </w:tc>
@@ -131,7 +151,32 @@
           <w:p>
             <w:r/>
             <w:r>
-              <w:t>Every picking validation (`stock.move._action_done` → `_sync_moves_to_flow`)</w:t>
+              <w:rPr/>
+              <w:t>Every picking validation (</w:t>
+            </w:r>
+            <w:r>
+              <w:rPr>
+                <w:rFonts w:ascii="Consolas" w:hAnsi="Consolas"/>
+                <w:color w:val="A03030"/>
+                <w:sz w:val="19"/>
+              </w:rPr>
+              <w:t>stock.move._action_done</w:t>
+            </w:r>
+            <w:r>
+              <w:rPr/>
+              <w:t xml:space="preserve"> → </w:t>
+            </w:r>
+            <w:r>
+              <w:rPr>
+                <w:rFonts w:ascii="Consolas" w:hAnsi="Consolas"/>
+                <w:color w:val="A03030"/>
+                <w:sz w:val="19"/>
+              </w:rPr>
+              <w:t>_sync_moves_to_flow</w:t>
+            </w:r>
+            <w:r>
+              <w:rPr/>
+              <w:t>)</w:t>
             </w:r>
           </w:p>
         </w:tc>
@@ -158,6 +203,7 @@
           <w:p>
             <w:r/>
             <w:r>
+              <w:rPr/>
               <w:t>Pro-Designed.com</w:t>
             </w:r>
           </w:p>
@@ -185,7 +231,8 @@
           <w:p>
             <w:r/>
             <w:r>
-              <w:t>Implemented, tested &amp; verified on dev</w:t>
+              <w:rPr/>
+              <w:t>Implemented, tested &amp; verified on dev; migrated to Odoo 20 (§8)</w:t>
             </w:r>
           </w:p>
         </w:tc>
@@ -212,22 +259,26 @@
           <w:p>
             <w:r/>
             <w:r>
-              <w:t>2026-09-01</w:t>
+              <w:rPr/>
+              <w:t>2026-09-25 (Odoo 20 migration)</w:t>
             </w:r>
           </w:p>
         </w:tc>
       </w:tr>
     </w:tbl>
+    <w:p/>
     <w:p>
       <w:pPr>
         <w:pStyle w:val="Heading1"/>
       </w:pPr>
       <w:r>
+        <w:rPr/>
         <w:t>1. Purpose &amp; Business Context</w:t>
       </w:r>
     </w:p>
     <w:p>
       <w:r>
+        <w:rPr/>
         <w:t xml:space="preserve">When a rental is delivered, a </w:t>
       </w:r>
       <w:r>
@@ -237,12 +288,8 @@
         <w:t>return picking ("receipt")</w:t>
       </w:r>
       <w:r>
-        <w:t xml:space="preserve"> anticipates the goods coming</w:t>
-      </w:r>
-    </w:p>
-    <w:p>
-      <w:r>
-        <w:t xml:space="preserve">back. Its demand must equal </w:t>
+        <w:rPr/>
+        <w:t xml:space="preserve"> anticipates the goods coming back. Its demand must equal </w:t>
       </w:r>
       <w:r>
         <w:rPr>
@@ -251,12 +298,8 @@
         <w:t>what the customer actually has to return</w:t>
       </w:r>
       <w:r>
-        <w:t>. Getting this</w:t>
-      </w:r>
-    </w:p>
-    <w:p>
-      <w:r>
-        <w:t xml:space="preserve">wrong causes two visible problems: a </w:t>
+        <w:rPr/>
+        <w:t xml:space="preserve">. Getting this wrong causes two visible problems: a </w:t>
       </w:r>
       <w:r>
         <w:rPr>
@@ -265,12 +308,30 @@
         <w:t>wrong receipt quantity</w:t>
       </w:r>
       <w:r>
-        <w:t>, and a **phantom</w:t>
+        <w:rPr/>
+        <w:t xml:space="preserve">, and a </w:t>
       </w:r>
-    </w:p>
-    <w:p>
       <w:r>
-        <w:t>Forecasted‑Report figure** (the return moves feed Odoo's native `virtual_available`).</w:t>
+        <w:rPr>
+          <w:b/>
+        </w:rPr>
+        <w:t>phantom Forecasted‑Report figure</w:t>
+      </w:r>
+      <w:r>
+        <w:rPr/>
+        <w:t xml:space="preserve"> (the return moves feed Odoo's native </w:t>
+      </w:r>
+      <w:r>
+        <w:rPr>
+          <w:rFonts w:ascii="Consolas" w:hAnsi="Consolas"/>
+          <w:color w:val="A03030"/>
+          <w:sz w:val="19"/>
+        </w:rPr>
+        <w:t>virtual_available</w:t>
+      </w:r>
+      <w:r>
+        <w:rPr/>
+        <w:t>).</w:t>
       </w:r>
     </w:p>
     <w:p>
@@ -278,12 +339,22 @@
         <w:pStyle w:val="Heading1"/>
       </w:pPr>
       <w:r>
+        <w:rPr/>
         <w:t>2. Background &amp; Root-Cause (verified in code)</w:t>
       </w:r>
     </w:p>
     <w:p>
       <w:r>
-        <w:t xml:space="preserve">`_reconcile_return_pickings` runs on </w:t>
+        <w:rPr>
+          <w:rFonts w:ascii="Consolas" w:hAnsi="Consolas"/>
+          <w:color w:val="A03030"/>
+          <w:sz w:val="19"/>
+        </w:rPr>
+        <w:t>_reconcile_return_pickings</w:t>
+      </w:r>
+      <w:r>
+        <w:rPr/>
+        <w:t xml:space="preserve"> runs on </w:t>
       </w:r>
       <w:r>
         <w:rPr>
@@ -292,65 +363,118 @@
         <w:t>every</w:t>
       </w:r>
       <w:r>
-        <w:t xml:space="preserve"> picking `_action_done` and rewrote the</w:t>
+        <w:rPr/>
+        <w:t xml:space="preserve"> picking </w:t>
       </w:r>
-    </w:p>
-    <w:p>
       <w:r>
-        <w:t>return demand. Originally it computed `expected = delivered + Σ(pending outbound moves)`.</w:t>
+        <w:rPr>
+          <w:rFonts w:ascii="Consolas" w:hAnsi="Consolas"/>
+          <w:color w:val="A03030"/>
+          <w:sz w:val="19"/>
+        </w:rPr>
+        <w:t>_action_done</w:t>
       </w:r>
-    </w:p>
-    <w:p>
       <w:r>
-        <w:t>In a multi‑step delivery route (`Pick → Pack → Ship`) **the same units appear as a move on</w:t>
+        <w:rPr/>
+        <w:t xml:space="preserve"> and rewrote the return demand. Originally it computed </w:t>
       </w:r>
-    </w:p>
-    <w:p>
       <w:r>
-        <w:t>every leg</w:t>
+        <w:rPr>
+          <w:rFonts w:ascii="Consolas" w:hAnsi="Consolas"/>
+          <w:color w:val="A03030"/>
+          <w:sz w:val="19"/>
+        </w:rPr>
+        <w:t>expected = delivered + Σ(pending outbound moves)</w:t>
+      </w:r>
+      <w:r>
+        <w:rPr/>
+        <w:t>. In a multi‑step delivery route (</w:t>
+      </w:r>
+      <w:r>
+        <w:rPr>
+          <w:rFonts w:ascii="Consolas" w:hAnsi="Consolas"/>
+          <w:color w:val="A03030"/>
+          <w:sz w:val="19"/>
+        </w:rPr>
+        <w:t>Pick → Pack → Ship</w:t>
+      </w:r>
+      <w:r>
+        <w:rPr/>
+        <w:t xml:space="preserve">) </w:t>
       </w:r>
       <w:r>
         <w:rPr>
           <w:b/>
         </w:rPr>
+        <w:t>the same units appear as a move on every leg</w:t>
+      </w:r>
+      <w:r>
+        <w:rPr/>
         <w:t xml:space="preserve">, so summing the pending moves </w:t>
       </w:r>
       <w:r>
-        <w:t>double/triple‑counted** them:</w:t>
+        <w:rPr>
+          <w:b/>
+        </w:rPr>
+        <w:t>double/triple‑counted</w:t>
+      </w:r>
+      <w:r>
+        <w:rPr/>
+        <w:t xml:space="preserve"> them:</w:t>
       </w:r>
     </w:p>
     <w:p>
+      <w:pPr>
+        <w:spacing w:after="0"/>
+      </w:pPr>
       <w:r>
-        <w:t>```</w:t>
-      </w:r>
-    </w:p>
-    <w:p>
-      <w:r>
+        <w:rPr>
+          <w:rFonts w:ascii="Consolas" w:hAnsi="Consolas"/>
+          <w:sz w:val="18"/>
+        </w:rPr>
         <w:t>confirm          receipt 4</w:t>
       </w:r>
     </w:p>
     <w:p>
+      <w:pPr>
+        <w:spacing w:after="0"/>
+      </w:pPr>
       <w:r>
+        <w:rPr>
+          <w:rFonts w:ascii="Consolas" w:hAnsi="Consolas"/>
+          <w:sz w:val="18"/>
+        </w:rPr>
         <w:t>validate PICK    receipt 8    ← +4 (same units, counted again)</w:t>
       </w:r>
     </w:p>
     <w:p>
+      <w:pPr>
+        <w:spacing w:after="0"/>
+      </w:pPr>
       <w:r>
+        <w:rPr>
+          <w:rFonts w:ascii="Consolas" w:hAnsi="Consolas"/>
+          <w:sz w:val="18"/>
+        </w:rPr>
         <w:t>validate PACK    receipt 12   ← +4</w:t>
       </w:r>
     </w:p>
     <w:p>
+      <w:pPr>
+        <w:spacing w:after="0"/>
+      </w:pPr>
       <w:r>
+        <w:rPr>
+          <w:rFonts w:ascii="Consolas" w:hAnsi="Consolas"/>
+          <w:sz w:val="18"/>
+        </w:rPr>
         <w:t>validate SHIP    receipt 4    ← collapses to delivered</w:t>
       </w:r>
     </w:p>
+    <w:p/>
     <w:p>
       <w:r>
-        <w:t>```</w:t>
-      </w:r>
-    </w:p>
-    <w:p>
-      <w:r>
+        <w:rPr/>
         <w:t xml:space="preserve">Reproduced on a </w:t>
       </w:r>
       <w:r>
@@ -360,6 +484,7 @@
         <w:t>plain, non‑set</w:t>
       </w:r>
       <w:r>
+        <w:rPr/>
         <w:t xml:space="preserve"> product, so it was </w:t>
       </w:r>
       <w:r>
@@ -369,6 +494,7 @@
         <w:t>not</w:t>
       </w:r>
       <w:r>
+        <w:rPr/>
         <w:t xml:space="preserve"> rental_set and </w:t>
       </w:r>
       <w:r>
@@ -378,12 +504,8 @@
         <w:t>not</w:t>
       </w:r>
       <w:r>
-        <w:t xml:space="preserve"> native</w:t>
-      </w:r>
-    </w:p>
-    <w:p>
-      <w:r>
-        <w:t>Odoo — it was this module's leg‑summing. (S00703 / S01788 were the field reports.)</w:t>
+        <w:rPr/>
+        <w:t xml:space="preserve"> native Odoo — it was this module's leg‑summing. (S00703 / S01788 were the field reports.)</w:t>
       </w:r>
     </w:p>
     <w:p>
@@ -391,17 +513,31 @@
         <w:pStyle w:val="Heading1"/>
       </w:pPr>
       <w:r>
+        <w:rPr/>
         <w:t>3. Design Decision — Options &amp; final rule</w:t>
       </w:r>
     </w:p>
     <w:p>
       <w:r>
+        <w:rPr/>
         <w:t>Several formulations were tried and reproduced:</w:t>
       </w:r>
     </w:p>
     <w:p>
+      <w:pPr>
+        <w:pStyle w:val="ListNumber"/>
+      </w:pPr>
       <w:r>
-        <w:t xml:space="preserve">1. `current_qty` (ordered) — stable across steps, but </w:t>
+        <w:rPr>
+          <w:rFonts w:ascii="Consolas" w:hAnsi="Consolas"/>
+          <w:color w:val="A03030"/>
+          <w:sz w:val="19"/>
+        </w:rPr>
+        <w:t>current_qty</w:t>
+      </w:r>
+      <w:r>
+        <w:rPr/>
+        <w:t xml:space="preserve"> (ordered) — stable across steps, but </w:t>
       </w:r>
       <w:r>
         <w:rPr>
@@ -410,12 +546,25 @@
         <w:t>missed over‑delivery</w:t>
       </w:r>
       <w:r>
+        <w:rPr/>
         <w:t xml:space="preserve"> (S01788: ordered 5, delivered 7 → must expect 7).</w:t>
       </w:r>
     </w:p>
     <w:p>
+      <w:pPr>
+        <w:pStyle w:val="ListNumber"/>
+      </w:pPr>
       <w:r>
-        <w:t xml:space="preserve">2. `max(current_qty, delivered)` — fixed over‑delivery, but </w:t>
+        <w:rPr>
+          <w:rFonts w:ascii="Consolas" w:hAnsi="Consolas"/>
+          <w:color w:val="A03030"/>
+          <w:sz w:val="19"/>
+        </w:rPr>
+        <w:t>max(current_qty, delivered)</w:t>
+      </w:r>
+      <w:r>
+        <w:rPr/>
+        <w:t xml:space="preserve"> — fixed over‑delivery, but </w:t>
       </w:r>
       <w:r>
         <w:rPr>
@@ -424,12 +573,17 @@
         <w:t>missed a pending back‑order</w:t>
       </w:r>
       <w:r>
+        <w:rPr/>
         <w:t xml:space="preserve"> that exceeds the order (S00703).</w:t>
       </w:r>
     </w:p>
     <w:p>
+      <w:pPr>
+        <w:pStyle w:val="ListNumber"/>
+      </w:pPr>
       <w:r>
-        <w:t xml:space="preserve">3. Origin leg (units that left Stock) — robust for multi‑step / over‑delivery / back‑order, but </w:t>
+        <w:rPr/>
+        <w:t xml:space="preserve">Origin leg (units that left Stock) — robust for multi‑step / over‑delivery / back‑order, but </w:t>
       </w:r>
       <w:r>
         <w:rPr>
@@ -438,6 +592,7 @@
         <w:t>over‑counts an over‑pick left stranded</w:t>
       </w:r>
       <w:r>
+        <w:rPr/>
         <w:t xml:space="preserve"> in the warehouse (never shipped).</w:t>
       </w:r>
     </w:p>
@@ -446,22 +601,47 @@
         <w:rPr>
           <w:b/>
         </w:rPr>
-        <w:t>Final decision — Option B: the receipt = what has actually gone OUT to the customer.</w:t>
+        <w:t>Final decision — Option B: the receipt = what the customer still holds.</w:t>
       </w:r>
     </w:p>
     <w:p>
+      <w:pPr>
+        <w:pStyle w:val="Quote"/>
+      </w:pPr>
       <w:r>
-        <w:t>&gt; "Until it is out, the client is not expected to return it."</w:t>
+        <w:rPr/>
+        <w:t>"Until it is out, the client is not expected to return it — and once it is back, it is not expected again."</w:t>
       </w:r>
     </w:p>
     <w:p>
+      <w:pPr>
+        <w:spacing w:after="0"/>
+      </w:pPr>
       <w:r>
-        <w:t>`expected return = Σ of DONE outbound moves whose destination reached the customer /</w:t>
+        <w:rPr>
+          <w:rFonts w:ascii="Consolas" w:hAnsi="Consolas"/>
+          <w:sz w:val="18"/>
+        </w:rPr>
+        <w:t>expected return = Σ DONE outbound moves that reached the customer / rental location</w:t>
       </w:r>
     </w:p>
     <w:p>
+      <w:pPr>
+        <w:spacing w:after="0"/>
+      </w:pPr>
       <w:r>
-        <w:t xml:space="preserve">rental location` (per product). A </w:t>
+        <w:rPr>
+          <w:rFonts w:ascii="Consolas" w:hAnsi="Consolas"/>
+          <w:sz w:val="18"/>
+        </w:rPr>
+        <w:t xml:space="preserve">                − Σ DONE return moves that left the customer / rental location</w:t>
+      </w:r>
+    </w:p>
+    <w:p/>
+    <w:p>
+      <w:r>
+        <w:rPr/>
+        <w:t xml:space="preserve">(per product, clamped at 0). A </w:t>
       </w:r>
       <w:r>
         <w:rPr>
@@ -470,15 +650,9 @@
         <w:t>guard</w:t>
       </w:r>
       <w:r>
-        <w:t xml:space="preserve"> leaves the return untouched while a delivery is</w:t>
+        <w:rPr/>
+        <w:t xml:space="preserve"> leaves the return untouched while a delivery is still in progress (nothing shipped yet + outbound still pending), so the return picking is </w:t>
       </w:r>
-    </w:p>
-    <w:p>
-      <w:r>
-        <w:t>still in progress (nothing shipped yet + outbound still pending), so the return picking is</w:t>
-      </w:r>
-    </w:p>
-    <w:p>
       <w:r>
         <w:rPr>
           <w:b/>
@@ -486,7 +660,56 @@
         <w:t>not cancelled mid‑multi‑step</w:t>
       </w:r>
       <w:r>
+        <w:rPr/>
         <w:t>; it is only reduced/cancelled once nothing more is coming.</w:t>
+      </w:r>
+    </w:p>
+    <w:p>
+      <w:r>
+        <w:rPr/>
+        <w:t xml:space="preserve">The second term was added for </w:t>
+      </w:r>
+      <w:r>
+        <w:rPr>
+          <w:b/>
+        </w:rPr>
+        <w:t>Odoo 20</w:t>
+      </w:r>
+      <w:r>
+        <w:rPr/>
+        <w:t xml:space="preserve"> (§9). Under 19.0 a return was created ad‑hoc for one delivery and validated in a single go, so "what went out" and "what is still expected" were the same number. Odoo 20 creates the rental return picking </w:t>
+      </w:r>
+      <w:r>
+        <w:rPr>
+          <w:b/>
+        </w:rPr>
+        <w:t>together with the delivery</w:t>
+      </w:r>
+      <w:r>
+        <w:rPr/>
+        <w:t xml:space="preserve"> and links it via </w:t>
+      </w:r>
+      <w:r>
+        <w:rPr>
+          <w:rFonts w:ascii="Consolas" w:hAnsi="Consolas"/>
+          <w:color w:val="A03030"/>
+          <w:sz w:val="19"/>
+        </w:rPr>
+        <w:t>return_id</w:t>
+      </w:r>
+      <w:r>
+        <w:rPr/>
+        <w:t xml:space="preserve"> — which also propagates to its </w:t>
+      </w:r>
+      <w:r>
+        <w:rPr>
+          <w:b/>
+        </w:rPr>
+        <w:t>back‑orders</w:t>
+      </w:r>
+      <w:r>
+        <w:rPr/>
+        <w:t xml:space="preserve"> — so a return is routinely validated in several legs. Without subtracting what has already been received, the still‑open leg keeps re‑demanding the full delivered quantity.</w:t>
       </w:r>
     </w:p>
     <w:p>
@@ -494,6 +717,7 @@
         <w:pStyle w:val="Heading1"/>
       </w:pPr>
       <w:r>
+        <w:rPr/>
         <w:t>4. Goals</w:t>
       </w:r>
     </w:p>
@@ -508,6 +732,7 @@
         <w:t>G1</w:t>
       </w:r>
       <w:r>
+        <w:rPr/>
         <w:t xml:space="preserve"> Receipt equals what the customer actually holds (delivered‑to‑customer), never inflated by internal warehouse legs.</w:t>
       </w:r>
     </w:p>
@@ -522,6 +747,7 @@
         <w:t>G2</w:t>
       </w:r>
       <w:r>
+        <w:rPr/>
         <w:t xml:space="preserve"> Over‑delivery is expected back in full.</w:t>
       </w:r>
     </w:p>
@@ -536,6 +762,7 @@
         <w:t>G3</w:t>
       </w:r>
       <w:r>
+        <w:rPr/>
         <w:t xml:space="preserve"> Over‑pick that is never shipped is </w:t>
       </w:r>
       <w:r>
@@ -545,6 +772,7 @@
         <w:t>not</w:t>
       </w:r>
       <w:r>
+        <w:rPr/>
         <w:t xml:space="preserve"> expected (no special undo — just don't ship it, or put it back).</w:t>
       </w:r>
     </w:p>
@@ -559,6 +787,7 @@
         <w:t>G4</w:t>
       </w:r>
       <w:r>
+        <w:rPr/>
         <w:t xml:space="preserve"> A </w:t>
       </w:r>
       <w:r>
@@ -568,6 +797,7 @@
         <w:t>pending</w:t>
       </w:r>
       <w:r>
+        <w:rPr/>
         <w:t xml:space="preserve"> back‑order is not expected until it ships; then it is added.</w:t>
       </w:r>
     </w:p>
@@ -582,7 +812,33 @@
         <w:t>G5</w:t>
       </w:r>
       <w:r>
+        <w:rPr/>
         <w:t xml:space="preserve"> No churn: the return picking is not cancelled/recreated while a delivery is in progress.</w:t>
+      </w:r>
+    </w:p>
+    <w:p>
+      <w:pPr>
+        <w:pStyle w:val="ListBullet"/>
+      </w:pPr>
+      <w:r>
+        <w:rPr>
+          <w:b/>
+        </w:rPr>
+        <w:t>G6</w:t>
+      </w:r>
+      <w:r>
+        <w:rPr/>
+        <w:t xml:space="preserve"> A partial return leaves only the </w:t>
+      </w:r>
+      <w:r>
+        <w:rPr>
+          <w:b/>
+        </w:rPr>
+        <w:t>remainder</w:t>
+      </w:r>
+      <w:r>
+        <w:rPr/>
+        <w:t xml:space="preserve"> expected back; what already came back is never re‑demanded, however many legs the return takes.</w:t>
       </w:r>
     </w:p>
     <w:p>
@@ -590,6 +846,7 @@
         <w:pStyle w:val="Heading1"/>
       </w:pPr>
       <w:r>
+        <w:rPr/>
         <w:t>5. Functional Requirements</w:t>
       </w:r>
     </w:p>
@@ -604,12 +861,8 @@
         <w:t>SFR-01</w:t>
       </w:r>
       <w:r>
-        <w:t xml:space="preserve"> On outbound validation, set each rental product's return demand to the sum of</w:t>
-      </w:r>
-    </w:p>
-    <w:p>
-      <w:r>
-        <w:t xml:space="preserve">  </w:t>
+        <w:rPr/>
+        <w:t xml:space="preserve"> On outbound validation, set each rental product's return demand to the sum of </w:t>
       </w:r>
       <w:r>
         <w:rPr>
@@ -618,7 +871,28 @@
         <w:t>done</w:t>
       </w:r>
       <w:r>
-        <w:t xml:space="preserve"> outbound moves that reached the customer/rental location.</w:t>
+        <w:rPr/>
+        <w:t xml:space="preserve"> outbound moves that reached the customer/rental location, </w:t>
+      </w:r>
+      <w:r>
+        <w:rPr>
+          <w:b/>
+        </w:rPr>
+        <w:t>minus</w:t>
+      </w:r>
+      <w:r>
+        <w:rPr/>
+        <w:t xml:space="preserve"> the sum of </w:t>
+      </w:r>
+      <w:r>
+        <w:rPr>
+          <w:b/>
+        </w:rPr>
+        <w:t>done</w:t>
+      </w:r>
+      <w:r>
+        <w:rPr/>
+        <w:t xml:space="preserve"> return moves that left it (clamped at 0).</w:t>
       </w:r>
     </w:p>
     <w:p>
@@ -632,6 +906,7 @@
         <w:t>SFR-02</w:t>
       </w:r>
       <w:r>
+        <w:rPr/>
         <w:t xml:space="preserve"> Intermediate legs (to Packing/Output — internal warehouse locations) do </w:t>
       </w:r>
       <w:r>
@@ -640,10 +915,9 @@
         </w:rPr>
         <w:t>not</w:t>
       </w:r>
-    </w:p>
-    <w:p>
       <w:r>
-        <w:t xml:space="preserve">  count → multi‑step never inflates the receipt (it grows only as goods ship).</w:t>
+        <w:rPr/>
+        <w:t xml:space="preserve"> count → multi‑step never inflates the receipt (it grows only as goods ship).</w:t>
       </w:r>
     </w:p>
     <w:p>
@@ -657,6 +931,7 @@
         <w:t>SFR-03</w:t>
       </w:r>
       <w:r>
+        <w:rPr/>
         <w:t xml:space="preserve"> Over‑delivery: whatever shipped is expected back (ship 7 on a 5‑line → 7).</w:t>
       </w:r>
     </w:p>
@@ -671,12 +946,8 @@
         <w:t>SFR-04</w:t>
       </w:r>
       <w:r>
-        <w:t xml:space="preserve"> Over‑pick not shipped: excess stays in the warehouse → not expected; the</w:t>
-      </w:r>
-    </w:p>
-    <w:p>
-      <w:r>
-        <w:t xml:space="preserve">  moment it ships it becomes expected, if put back it simply returns to stock.</w:t>
+        <w:rPr/>
+        <w:t xml:space="preserve"> Over‑pick not shipped: excess stays in the warehouse → not expected; the moment it ships it becomes expected, if put back it simply returns to stock.</w:t>
       </w:r>
     </w:p>
     <w:p>
@@ -690,6 +961,7 @@
         <w:t>SFR-05</w:t>
       </w:r>
       <w:r>
+        <w:rPr/>
         <w:t xml:space="preserve"> Back‑order: pending part not expected until shipped; then added.</w:t>
       </w:r>
     </w:p>
@@ -704,12 +976,8 @@
         <w:t>SFR-06</w:t>
       </w:r>
       <w:r>
-        <w:t xml:space="preserve"> While delivery is in progress and nothing has reached the customer yet, leave</w:t>
-      </w:r>
-    </w:p>
-    <w:p>
-      <w:r>
-        <w:t xml:space="preserve">  the return demand as‑is (do not cancel the return picking).</w:t>
+        <w:rPr/>
+        <w:t xml:space="preserve"> While delivery is in progress and nothing has reached the customer yet, leave the return demand as‑is (do not cancel the return picking).</w:t>
       </w:r>
     </w:p>
     <w:p>
@@ -723,12 +991,94 @@
         <w:t>SFR-07</w:t>
       </w:r>
       <w:r>
-        <w:t xml:space="preserve"> Only rental orders (`is_rental_order`) with return pickings are affected; sale</w:t>
+        <w:rPr/>
+        <w:t xml:space="preserve"> Only rental orders (</w:t>
+      </w:r>
+      <w:r>
+        <w:rPr>
+          <w:rFonts w:ascii="Consolas" w:hAnsi="Consolas"/>
+          <w:color w:val="A03030"/>
+          <w:sz w:val="19"/>
+        </w:rPr>
+        <w:t>is_rental_order</w:t>
+      </w:r>
+      <w:r>
+        <w:rPr/>
+        <w:t>) with return pickings are affected; sale products untouched.</w:t>
       </w:r>
     </w:p>
     <w:p>
+      <w:pPr>
+        <w:pStyle w:val="ListBullet"/>
+      </w:pPr>
       <w:r>
-        <w:t xml:space="preserve">  products untouched.</w:t>
+        <w:rPr>
+          <w:b/>
+        </w:rPr>
+        <w:t>SFR-08</w:t>
+      </w:r>
+      <w:r>
+        <w:rPr/>
+        <w:t xml:space="preserve"> A return validated in several legs (partial return → back‑order) converges: each leg reduces the outstanding demand by what it received. Back‑orders of a return inherit </w:t>
+      </w:r>
+      <w:r>
+        <w:rPr>
+          <w:rFonts w:ascii="Consolas" w:hAnsi="Consolas"/>
+          <w:color w:val="A03030"/>
+          <w:sz w:val="19"/>
+        </w:rPr>
+        <w:t>return_id</w:t>
+      </w:r>
+      <w:r>
+        <w:rPr/>
+        <w:t>, so they are reconciled like any other open return leg.</w:t>
+      </w:r>
+    </w:p>
+    <w:p>
+      <w:pPr>
+        <w:pStyle w:val="ListBullet"/>
+      </w:pPr>
+      <w:r>
+        <w:rPr>
+          <w:b/>
+        </w:rPr>
+        <w:t>SFR-09</w:t>
+      </w:r>
+      <w:r>
+        <w:rPr/>
+        <w:t xml:space="preserve"> Units written off at the customer by the </w:t>
+      </w:r>
+      <w:r>
+        <w:rPr>
+          <w:b/>
+        </w:rPr>
+        <w:t>lost/broken wizard</w:t>
+      </w:r>
+      <w:r>
+        <w:rPr/>
+        <w:t xml:space="preserve"> are removed from the return demand </w:t>
+      </w:r>
+      <w:r>
+        <w:rPr>
+          <w:b/>
+        </w:rPr>
+        <w:t>by the wizard itself</w:t>
+      </w:r>
+      <w:r>
+        <w:rPr/>
+        <w:t xml:space="preserve">. The scrap it creates runs under </w:t>
+      </w:r>
+      <w:r>
+        <w:rPr>
+          <w:rFonts w:ascii="Consolas" w:hAnsi="Consolas"/>
+          <w:color w:val="A03030"/>
+          <w:sz w:val="19"/>
+        </w:rPr>
+        <w:t>skip_sale_flow_sync=True</w:t>
+      </w:r>
+      <w:r>
+        <w:rPr/>
+        <w:t xml:space="preserve"> so this reconciliation does not also reduce the demand — the two paths must never both subtract the same unit.</w:t>
       </w:r>
     </w:p>
     <w:p>
@@ -736,11 +1086,13 @@
         <w:pStyle w:val="Heading1"/>
       </w:pPr>
       <w:r>
+        <w:rPr/>
         <w:t>6. Interaction with availability (rental_set)</w:t>
       </w:r>
     </w:p>
     <w:p>
       <w:r>
+        <w:rPr/>
         <w:t xml:space="preserve">Consistent single trigger — </w:t>
       </w:r>
       <w:r>
@@ -750,22 +1102,8 @@
         <w:t>"out to the customer"</w:t>
       </w:r>
       <w:r>
-        <w:t>: crossing into the customer/rental</w:t>
-      </w:r>
-    </w:p>
-    <w:p>
-      <w:r>
-        <w:t>location is the one event that (a) makes a unit "expected back" (this module) and (b) moves</w:t>
-      </w:r>
-    </w:p>
-    <w:p>
-      <w:r>
-        <w:t>it from warehouse availability to at‑customer (rental_set). Units in warehouse locations</w:t>
-      </w:r>
-    </w:p>
-    <w:p>
-      <w:r>
-        <w:t xml:space="preserve">(Stock/Packing/Output) remain </w:t>
+        <w:rPr/>
+        <w:t xml:space="preserve">: crossing into the customer/rental location is the one event that (a) makes a unit "expected back" (this module) and (b) moves it from warehouse availability to at‑customer (rental_set). Units in warehouse locations (Stock/Packing/Output) remain </w:t>
       </w:r>
       <w:r>
         <w:rPr>
@@ -774,6 +1112,7 @@
         <w:t>present in stock</w:t>
       </w:r>
       <w:r>
+        <w:rPr/>
         <w:t xml:space="preserve"> and do not add return demand.</w:t>
       </w:r>
     </w:p>
@@ -782,7 +1121,20 @@
         <w:pStyle w:val="Heading1"/>
       </w:pPr>
       <w:r>
-        <w:t>7. Tests (`sale_flow/tests/test_sale_flow.py`)</w:t>
+        <w:rPr/>
+        <w:t>7. Tests (</w:t>
+      </w:r>
+      <w:r>
+        <w:rPr>
+          <w:rFonts w:ascii="Consolas" w:hAnsi="Consolas"/>
+          <w:color w:val="A03030"/>
+          <w:sz w:val="19"/>
+        </w:rPr>
+        <w:t>sale_flow/tests/test_sale_flow.py</w:t>
+      </w:r>
+      <w:r>
+        <w:rPr/>
+        <w:t>)</w:t>
       </w:r>
     </w:p>
     <w:tbl>
@@ -803,8 +1155,15 @@
             <w:tcW w:type="dxa" w:w="2160"/>
           </w:tcPr>
           <w:p>
-            <w:r/>
             <w:r>
+              <w:rPr>
+                <w:b/>
+              </w:rPr>
+            </w:r>
+            <w:r>
+              <w:rPr>
+                <w:b/>
+              </w:rPr>
               <w:t>#</w:t>
             </w:r>
           </w:p>
@@ -814,8 +1173,15 @@
             <w:tcW w:type="dxa" w:w="2160"/>
           </w:tcPr>
           <w:p>
-            <w:r/>
             <w:r>
+              <w:rPr>
+                <w:b/>
+              </w:rPr>
+            </w:r>
+            <w:r>
+              <w:rPr>
+                <w:b/>
+              </w:rPr>
               <w:t>Test</w:t>
             </w:r>
           </w:p>
@@ -825,8 +1191,15 @@
             <w:tcW w:type="dxa" w:w="2160"/>
           </w:tcPr>
           <w:p>
-            <w:r/>
             <w:r>
+              <w:rPr>
+                <w:b/>
+              </w:rPr>
+            </w:r>
+            <w:r>
+              <w:rPr>
+                <w:b/>
+              </w:rPr>
               <w:t>Verifies</w:t>
             </w:r>
           </w:p>
@@ -836,8 +1209,15 @@
             <w:tcW w:type="dxa" w:w="2160"/>
           </w:tcPr>
           <w:p>
-            <w:r/>
             <w:r>
+              <w:rPr>
+                <w:b/>
+              </w:rPr>
+            </w:r>
+            <w:r>
+              <w:rPr>
+                <w:b/>
+              </w:rPr>
               <w:t>Req</w:t>
             </w:r>
           </w:p>
@@ -851,6 +1231,7 @@
           <w:p>
             <w:r/>
             <w:r>
+              <w:rPr/>
               <w:t>test_17</w:t>
             </w:r>
           </w:p>
@@ -862,6 +1243,7 @@
           <w:p>
             <w:r/>
             <w:r>
+              <w:rPr/>
               <w:t>partial delivery, no back‑order</w:t>
             </w:r>
           </w:p>
@@ -873,6 +1255,7 @@
           <w:p>
             <w:r/>
             <w:r>
+              <w:rPr/>
               <w:t>receipt = delivered (2 of 3)</w:t>
             </w:r>
           </w:p>
@@ -884,6 +1267,7 @@
           <w:p>
             <w:r/>
             <w:r>
+              <w:rPr/>
               <w:t>SFR-01</w:t>
             </w:r>
           </w:p>
@@ -897,6 +1281,7 @@
           <w:p>
             <w:r/>
             <w:r>
+              <w:rPr/>
               <w:t>test_23</w:t>
             </w:r>
           </w:p>
@@ -908,6 +1293,7 @@
           <w:p>
             <w:r/>
             <w:r>
+              <w:rPr/>
               <w:t>multi‑step Pick→Pack→Ship</w:t>
             </w:r>
           </w:p>
@@ -919,6 +1305,7 @@
           <w:p>
             <w:r/>
             <w:r>
+              <w:rPr/>
               <w:t>receipt never inflates across legs (stays 4)</w:t>
             </w:r>
           </w:p>
@@ -930,6 +1317,7 @@
           <w:p>
             <w:r/>
             <w:r>
+              <w:rPr/>
               <w:t>SFR-02</w:t>
             </w:r>
           </w:p>
@@ -943,6 +1331,7 @@
           <w:p>
             <w:r/>
             <w:r>
+              <w:rPr/>
               <w:t>test_24</w:t>
             </w:r>
           </w:p>
@@ -954,6 +1343,7 @@
           <w:p>
             <w:r/>
             <w:r>
+              <w:rPr/>
               <w:t>over‑delivery (ship 7 on 5‑line)</w:t>
             </w:r>
           </w:p>
@@ -965,6 +1355,7 @@
           <w:p>
             <w:r/>
             <w:r>
+              <w:rPr/>
               <w:t>receipt = 7</w:t>
             </w:r>
           </w:p>
@@ -976,6 +1367,7 @@
           <w:p>
             <w:r/>
             <w:r>
+              <w:rPr/>
               <w:t>SFR-03</w:t>
             </w:r>
           </w:p>
@@ -989,6 +1381,7 @@
           <w:p>
             <w:r/>
             <w:r>
+              <w:rPr/>
               <w:t>test_32</w:t>
             </w:r>
           </w:p>
@@ -1000,6 +1393,7 @@
           <w:p>
             <w:r/>
             <w:r>
+              <w:rPr/>
               <w:t>back‑order</w:t>
             </w:r>
           </w:p>
@@ -1011,6 +1405,7 @@
           <w:p>
             <w:r/>
             <w:r>
+              <w:rPr/>
               <w:t>pending → receipt 2; after it ships → 3</w:t>
             </w:r>
           </w:p>
@@ -1022,6 +1417,7 @@
           <w:p>
             <w:r/>
             <w:r>
+              <w:rPr/>
               <w:t>SFR-05</w:t>
             </w:r>
           </w:p>
@@ -1035,6 +1431,7 @@
           <w:p>
             <w:r/>
             <w:r>
+              <w:rPr/>
               <w:t>test_33</w:t>
             </w:r>
           </w:p>
@@ -1046,6 +1443,7 @@
           <w:p>
             <w:r/>
             <w:r>
+              <w:rPr/>
               <w:t>over‑pick 8, ship only 5</w:t>
             </w:r>
           </w:p>
@@ -1057,6 +1455,7 @@
           <w:p>
             <w:r/>
             <w:r>
+              <w:rPr/>
               <w:t>receipt = 5 (3 unshipped not expected)</w:t>
             </w:r>
           </w:p>
@@ -1068,15 +1467,30 @@
           <w:p>
             <w:r/>
             <w:r>
+              <w:rPr/>
               <w:t>SFR-04</w:t>
             </w:r>
           </w:p>
         </w:tc>
       </w:tr>
     </w:tbl>
+    <w:p/>
     <w:p>
       <w:r>
-        <w:t>All `sale_flow` tests green on the dev DB against the full Enterprise addons path.</w:t>
+        <w:rPr/>
+        <w:t xml:space="preserve">All </w:t>
+      </w:r>
+      <w:r>
+        <w:rPr>
+          <w:rFonts w:ascii="Consolas" w:hAnsi="Consolas"/>
+          <w:color w:val="A03030"/>
+          <w:sz w:val="19"/>
+        </w:rPr>
+        <w:t>sale_flow</w:t>
+      </w:r>
+      <w:r>
+        <w:rPr/>
+        <w:t xml:space="preserve"> tests green on the dev DB against the full Enterprise addons path.</w:t>
       </w:r>
     </w:p>
     <w:p>
@@ -1084,7 +1498,8 @@
         <w:pStyle w:val="Heading1"/>
       </w:pPr>
       <w:r>
-        <w:t>8. Out of Scope / Notes</w:t>
+        <w:rPr/>
+        <w:t>8. Odoo 20 migration notes</w:t>
       </w:r>
     </w:p>
     <w:p>
@@ -1092,6 +1507,305 @@
         <w:pStyle w:val="ListBullet"/>
       </w:pPr>
       <w:r>
+        <w:rPr>
+          <w:b/>
+        </w:rPr>
+        <w:t>The rental return picking now belongs to the delivery.</w:t>
+      </w:r>
+      <w:r>
+        <w:rPr/>
+        <w:t xml:space="preserve"> </w:t>
+      </w:r>
+      <w:r>
+        <w:rPr>
+          <w:rFonts w:ascii="Consolas" w:hAnsi="Consolas"/>
+          <w:color w:val="A03030"/>
+          <w:sz w:val="19"/>
+        </w:rPr>
+        <w:t>sale_stock_renting</w:t>
+      </w:r>
+      <w:r>
+        <w:rPr/>
+        <w:t xml:space="preserve"> creates it with the delivery and sets </w:t>
+      </w:r>
+      <w:r>
+        <w:rPr>
+          <w:rFonts w:ascii="Consolas" w:hAnsi="Consolas"/>
+          <w:color w:val="A03030"/>
+          <w:sz w:val="19"/>
+        </w:rPr>
+        <w:t>return_id</w:t>
+      </w:r>
+      <w:r>
+        <w:rPr/>
+        <w:t xml:space="preserve">; back‑orders of a return inherit it. Consequence: </w:t>
+      </w:r>
+      <w:r>
+        <w:rPr>
+          <w:rFonts w:ascii="Consolas" w:hAnsi="Consolas"/>
+          <w:color w:val="A03030"/>
+          <w:sz w:val="19"/>
+        </w:rPr>
+        <w:t>_reconcile_return_pickings</w:t>
+      </w:r>
+      <w:r>
+        <w:rPr/>
+        <w:t xml:space="preserve"> now sees </w:t>
+      </w:r>
+      <w:r>
+        <w:rPr>
+          <w:i/>
+        </w:rPr>
+        <w:t>every</w:t>
+      </w:r>
+      <w:r>
+        <w:rPr/>
+        <w:t xml:space="preserve"> open leg of a multi‑leg return, which is why SFR‑01 gained its second term.</w:t>
+      </w:r>
+    </w:p>
+    <w:p>
+      <w:pPr>
+        <w:pStyle w:val="ListBullet"/>
+      </w:pPr>
+      <w:r>
+        <w:rPr>
+          <w:rFonts w:ascii="Consolas" w:hAnsi="Consolas"/>
+          <w:b/>
+          <w:color w:val="A03030"/>
+          <w:sz w:val="19"/>
+        </w:rPr>
+        <w:t>stock.return.picking</w:t>
+      </w:r>
+      <w:r>
+        <w:rPr>
+          <w:b/>
+        </w:rPr>
+        <w:t xml:space="preserve"> (the return wizard) no longer exists.</w:t>
+      </w:r>
+      <w:r>
+        <w:rPr/>
+        <w:t xml:space="preserve"> A return picking is a copy of the original: </w:t>
+      </w:r>
+      <w:r>
+        <w:rPr>
+          <w:rFonts w:ascii="Consolas" w:hAnsi="Consolas"/>
+          <w:color w:val="A03030"/>
+          <w:sz w:val="19"/>
+        </w:rPr>
+        <w:t>picking._create_return()</w:t>
+      </w:r>
+      <w:r>
+        <w:rPr/>
+        <w:t xml:space="preserve">, per‑move values from </w:t>
+      </w:r>
+      <w:r>
+        <w:rPr>
+          <w:rFonts w:ascii="Consolas" w:hAnsi="Consolas"/>
+          <w:color w:val="A03030"/>
+          <w:sz w:val="19"/>
+        </w:rPr>
+        <w:t>_prepare_return_move_default_values()</w:t>
+      </w:r>
+      <w:r>
+        <w:rPr/>
+        <w:t>. The tests build their return picking through the order's own return picking rather than a wizard.</w:t>
+      </w:r>
+    </w:p>
+    <w:p>
+      <w:pPr>
+        <w:pStyle w:val="ListBullet"/>
+      </w:pPr>
+      <w:r>
+        <w:rPr>
+          <w:rFonts w:ascii="Consolas" w:hAnsi="Consolas"/>
+          <w:b/>
+          <w:color w:val="A03030"/>
+          <w:sz w:val="19"/>
+        </w:rPr>
+        <w:t>sale_stock_renting._create_return()</w:t>
+      </w:r>
+      <w:r>
+        <w:rPr>
+          <w:b/>
+        </w:rPr>
+        <w:t xml:space="preserve"> deletes rental moves</w:t>
+      </w:r>
+      <w:r>
+        <w:rPr/>
+        <w:t xml:space="preserve"> from any </w:t>
+      </w:r>
+      <w:r>
+        <w:rPr>
+          <w:i/>
+        </w:rPr>
+        <w:t>second</w:t>
+      </w:r>
+      <w:r>
+        <w:rPr/>
+        <w:t xml:space="preserve"> return built off a rental delivery — by design, since the round‑trip return already exists. A user pressing </w:t>
+      </w:r>
+      <w:r>
+        <w:rPr>
+          <w:i/>
+        </w:rPr>
+        <w:t>Return</w:t>
+      </w:r>
+      <w:r>
+        <w:rPr/>
+        <w:t xml:space="preserve"> on a rental delivery therefore gets an empty picking. </w:t>
+      </w:r>
+      <w:r>
+        <w:rPr>
+          <w:b/>
+        </w:rPr>
+        <w:t>Open question:</w:t>
+      </w:r>
+      <w:r>
+        <w:rPr/>
+        <w:t xml:space="preserve"> decide whether the rental round‑trip return is the only supported return path, and drop or re‑target this module's "return of the delivery" handling accordingly.</w:t>
+      </w:r>
+    </w:p>
+    <w:p>
+      <w:pPr>
+        <w:pStyle w:val="ListBullet"/>
+      </w:pPr>
+      <w:r>
+        <w:rPr>
+          <w:b/>
+        </w:rPr>
+        <w:t>Field renames used by this service:</w:t>
+      </w:r>
+      <w:r>
+        <w:rPr/>
+        <w:t xml:space="preserve"> </w:t>
+      </w:r>
+      <w:r>
+        <w:rPr>
+          <w:rFonts w:ascii="Consolas" w:hAnsi="Consolas"/>
+          <w:color w:val="A03030"/>
+          <w:sz w:val="19"/>
+        </w:rPr>
+        <w:t>stock.move.product_uom</w:t>
+      </w:r>
+      <w:r>
+        <w:rPr/>
+        <w:t xml:space="preserve"> → </w:t>
+      </w:r>
+      <w:r>
+        <w:rPr>
+          <w:rFonts w:ascii="Consolas" w:hAnsi="Consolas"/>
+          <w:color w:val="A03030"/>
+          <w:sz w:val="19"/>
+        </w:rPr>
+        <w:t>uom_id</w:t>
+      </w:r>
+      <w:r>
+        <w:rPr/>
+        <w:t xml:space="preserve">; </w:t>
+      </w:r>
+      <w:r>
+        <w:rPr>
+          <w:rFonts w:ascii="Consolas" w:hAnsi="Consolas"/>
+          <w:color w:val="A03030"/>
+          <w:sz w:val="19"/>
+        </w:rPr>
+        <w:t>product.rent_ok</w:t>
+      </w:r>
+      <w:r>
+        <w:rPr/>
+        <w:t xml:space="preserve"> → </w:t>
+      </w:r>
+      <w:r>
+        <w:rPr>
+          <w:rFonts w:ascii="Consolas" w:hAnsi="Consolas"/>
+          <w:color w:val="A03030"/>
+          <w:sz w:val="19"/>
+        </w:rPr>
+        <w:t>rent_periodicity</w:t>
+      </w:r>
+      <w:r>
+        <w:rPr/>
+        <w:t xml:space="preserve"> (the rentable test in the reconciliation loop).</w:t>
+      </w:r>
+    </w:p>
+    <w:p>
+      <w:pPr>
+        <w:pStyle w:val="ListBullet"/>
+      </w:pPr>
+      <w:r>
+        <w:rPr>
+          <w:b/>
+        </w:rPr>
+        <w:t>Scrap</w:t>
+      </w:r>
+      <w:r>
+        <w:rPr/>
+        <w:t xml:space="preserve"> is no longer a </w:t>
+      </w:r>
+      <w:r>
+        <w:rPr>
+          <w:rFonts w:ascii="Consolas" w:hAnsi="Consolas"/>
+          <w:color w:val="A03030"/>
+          <w:sz w:val="19"/>
+        </w:rPr>
+        <w:t>stock.scrap</w:t>
+      </w:r>
+      <w:r>
+        <w:rPr/>
+        <w:t xml:space="preserve"> record: the lost/broken service creates a </w:t>
+      </w:r>
+      <w:r>
+        <w:rPr>
+          <w:rFonts w:ascii="Consolas" w:hAnsi="Consolas"/>
+          <w:color w:val="A03030"/>
+          <w:sz w:val="19"/>
+        </w:rPr>
+        <w:t>stock.move</w:t>
+      </w:r>
+      <w:r>
+        <w:rPr/>
+        <w:t xml:space="preserve"> with </w:t>
+      </w:r>
+      <w:r>
+        <w:rPr>
+          <w:rFonts w:ascii="Consolas" w:hAnsi="Consolas"/>
+          <w:color w:val="A03030"/>
+          <w:sz w:val="19"/>
+        </w:rPr>
+        <w:t>is_scrap=True</w:t>
+      </w:r>
+      <w:r>
+        <w:rPr/>
+        <w:t xml:space="preserve"> and calls </w:t>
+      </w:r>
+      <w:r>
+        <w:rPr>
+          <w:rFonts w:ascii="Consolas" w:hAnsi="Consolas"/>
+          <w:color w:val="A03030"/>
+          <w:sz w:val="19"/>
+        </w:rPr>
+        <w:t>_action_scrap()</w:t>
+      </w:r>
+      <w:r>
+        <w:rPr/>
+        <w:t xml:space="preserve"> (see SFR‑09).</w:t>
+      </w:r>
+    </w:p>
+    <w:p>
+      <w:pPr>
+        <w:pStyle w:val="Heading1"/>
+      </w:pPr>
+      <w:r>
+        <w:rPr/>
+        <w:t>9. Out of Scope / Notes</w:t>
+      </w:r>
+    </w:p>
+    <w:p>
+      <w:pPr>
+        <w:pStyle w:val="ListBullet"/>
+      </w:pPr>
+      <w:r>
+        <w:rPr/>
         <w:t xml:space="preserve">The native </w:t>
       </w:r>
       <w:r>
@@ -1101,12 +1815,8 @@
         <w:t>Forecasted Report</w:t>
       </w:r>
       <w:r>
-        <w:t xml:space="preserve"> is standard Odoo; it now reads correct return moves, so</w:t>
-      </w:r>
-    </w:p>
-    <w:p>
-      <w:r>
-        <w:t xml:space="preserve">  its transient inflation is gone.</w:t>
+        <w:rPr/>
+        <w:t xml:space="preserve"> is standard Odoo; it now reads correct return moves, so its transient inflation is gone.</w:t>
       </w:r>
     </w:p>
     <w:p>
@@ -1114,6 +1824,7 @@
         <w:pStyle w:val="ListBullet"/>
       </w:pPr>
       <w:r>
+        <w:rPr/>
         <w:t xml:space="preserve">The one lens caveat: while over‑picked units sit </w:t>
       </w:r>
       <w:r>
@@ -1123,17 +1834,8 @@
         <w:t>staged</w:t>
       </w:r>
       <w:r>
-        <w:t xml:space="preserve"> in Packing/Output for a</w:t>
-      </w:r>
-    </w:p>
-    <w:p>
-      <w:r>
-        <w:t xml:space="preserve">  delivery, availability still treats them as ordinary present stock (physical‑presence</w:t>
-      </w:r>
-    </w:p>
-    <w:p>
-      <w:r>
-        <w:t xml:space="preserve">  lens); they convert to "expected back" only when they actually ship.</w:t>
+        <w:rPr/>
+        <w:t xml:space="preserve"> in Packing/Output for a delivery, availability still treats them as ordinary present stock (physical‑presence lens); they convert to "expected back" only when they actually ship.</w:t>
       </w:r>
     </w:p>
     <w:sectPr>
@@ -1509,10 +2211,6 @@
     <w:name w:val="Normal"/>
     <w:qFormat/>
     <w:rsid w:val="00FC693F"/>
-    <w:rPr>
-      <w:rFonts w:ascii="Calibri" w:hAnsi="Calibri"/>
-      <w:sz w:val="22"/>
-    </w:rPr>
   </w:style>
   <w:style w:type="paragraph" w:styleId="Header">
     <w:name w:val="header"/>

--- a/docs/sale_flow_return_demand_requirements.docx
+++ b/docs/sale_flow_return_demand_requirements.docx
@@ -1083,6 +1083,108 @@
     </w:p>
     <w:p>
       <w:pPr>
+        <w:pStyle w:val="ListBullet"/>
+      </w:pPr>
+      <w:r>
+        <w:rPr>
+          <w:b/>
+        </w:rPr>
+        <w:t>SFR-10</w:t>
+      </w:r>
+      <w:r>
+        <w:rPr/>
+        <w:t xml:space="preserve"> The lost/broken wizard fires </w:t>
+      </w:r>
+      <w:r>
+        <w:rPr>
+          <w:b/>
+        </w:rPr>
+        <w:t>only when nothing more is coming back</w:t>
+      </w:r>
+      <w:r>
+        <w:rPr/>
+        <w:t xml:space="preserve"> — i.e. the return has no open back-order (</w:t>
+      </w:r>
+      <w:r>
+        <w:rPr>
+          <w:rFonts w:ascii="Consolas" w:hAnsi="Consolas"/>
+          <w:color w:val="A03030"/>
+          <w:sz w:val="19"/>
+        </w:rPr>
+        <w:t>_has_open_return_backorder</w:t>
+      </w:r>
+      <w:r>
+        <w:rPr/>
+        <w:t xml:space="preserve">). Two situations reach that state: a return validated without a back-order, and a return back-order that is later </w:t>
+      </w:r>
+      <w:r>
+        <w:rPr>
+          <w:b/>
+        </w:rPr>
+        <w:t>cancelled</w:t>
+      </w:r>
+      <w:r>
+        <w:rPr/>
+        <w:t xml:space="preserve"> (R22). While a back-order is open the client may still bring the units, so the wizard stays out of the way and the return demand is left alone.</w:t>
+      </w:r>
+    </w:p>
+    <w:p>
+      <w:pPr>
+        <w:pStyle w:val="ListBullet"/>
+      </w:pPr>
+      <w:r>
+        <w:rPr>
+          <w:b/>
+        </w:rPr>
+        <w:t>SFR-11</w:t>
+      </w:r>
+      <w:r>
+        <w:rPr/>
+        <w:t xml:space="preserve"> When it does fire the classification is </w:t>
+      </w:r>
+      <w:r>
+        <w:rPr>
+          <w:b/>
+        </w:rPr>
+        <w:t>closing</w:t>
+      </w:r>
+      <w:r>
+        <w:rPr/>
+        <w:t xml:space="preserve">: every missing unit must be allocated across </w:t>
+      </w:r>
+      <w:r>
+        <w:rPr>
+          <w:i/>
+        </w:rPr>
+        <w:t>Fully Broken (charged)</w:t>
+      </w:r>
+      <w:r>
+        <w:rPr/>
+        <w:t xml:space="preserve"> / </w:t>
+      </w:r>
+      <w:r>
+        <w:rPr>
+          <w:i/>
+        </w:rPr>
+        <w:t>Lost (charged)</w:t>
+      </w:r>
+      <w:r>
+        <w:rPr/>
+        <w:t xml:space="preserve"> / </w:t>
+      </w:r>
+      <w:r>
+        <w:rPr>
+          <w:i/>
+        </w:rPr>
+        <w:t>Lost (not charged)</w:t>
+      </w:r>
+      <w:r>
+        <w:rPr/>
+        <w:t>. All three scrap the unit from the rental location; only the first two raise a fee line. A partial allocation is refused — the remainder would otherwise stay "expected back" from a customer that no operation will ever collect from, i.e. a permanent phantom reservation against the warehouse (real case S02100).</w:t>
+      </w:r>
+    </w:p>
+    <w:p>
+      <w:pPr>
         <w:pStyle w:val="Heading1"/>
       </w:pPr>
       <w:r>
